--- a/paper/protection-time.docx
+++ b/paper/protection-time.docx
@@ -25,12 +25,12 @@
     </w:p>
     <w:p>
       <w:r>
-        <w:t xml:space="preserve">partnernick1997@gmail.com</w:t>
-      </w:r>
-    </w:p>
-    <w:p>
-      <w:r>
-        <w:t xml:space="preserve">Repository: https://github.com/Nick-is-building/protection-time</w:t>
+        <w:t xml:space="preserve">wagnernick1997@gmail.com</w:t>
+      </w:r>
+    </w:p>
+    <w:p>
+      <w:r>
+        <w:t xml:space="preserve">Repository: https://github.com/Nick-is-building/Apart-Research-Project-AI-Incident-Response-Sprint</w:t>
       </w:r>
     </w:p>
     <w:p>
@@ -43,7 +43,7 @@
     </w:p>
     <w:p>
       <w:r>
-        <w:t xml:space="preserve">Containment controls for AI agents are audited as properties of the control: whether isolation is implemented, whether limits are set. No instrument attaches a duration. From the public record of the July 2026 OpenAI–Hugging Face incident we compute the first protection times for AI containment: 46 h 50 min for internet egress, 62 h 45 min for inter-agent communication, 175 h 30 min for administrator access, all measured from a single control application at 2026-07-06 01:16 UTC and verified to the minute against the appendix of OpenAI's technical report. All three controls were bypassed; none was broken. In each case the blocked capability was realised through a mechanism the control did not cover. Across seventeen instruments, eleven of them checked by term count, none records how long a control holds. We propose an audit clause extending CSA AICM AIS-13 that inventories mechanisms per capability and requires a declared protection-time budget.</w:t>
+        <w:t xml:space="preserve">Containment controls for AI agents are audited as properties of the control: whether isolation is implemented, whether limits are set. No instrument attaches a duration. From the public record of the July 2026 OpenAI–Hugging Face incident I compute the first protection times for AI containment: 46 h 50 min for internet egress, 62 h 45 min for inter-agent communication, 175 h 30 min for administrator access, all measured from a single control application at 2026-07-06 01:16 UTC and verified to the minute against the appendix of OpenAI's technical report. All three controls were bypassed; none was broken. In each case the blocked capability was realised through a mechanism the control did not cover. Across seventeen instruments, eleven of them checked by term count, none records how long a control holds. I propose an audit clause extending CSA AICM AIS-13 that inventories mechanisms per capability and requires a declared protection-time budget.</w:t>
       </w:r>
     </w:p>
     <w:p>
@@ -66,7 +66,7 @@
     </w:p>
     <w:p>
       <w:r>
-        <w:t xml:space="preserve">That question is not asked because no instrument is built to record it. We surveyed seventeen — regulatory, standards-body, national, academic, and vendor. Eleven were checked by term count over full text; the remaining six by qualitative reading. </w:t>
+        <w:t xml:space="preserve">That question is not asked because no instrument is built to record it. I surveyed seventeen — regulatory, standards-body, national, academic, and vendor. Eleven were checked by term count over full text; the remaining six by qualitative reading. </w:t>
       </w:r>
       <w:r>
         <w:rPr>
@@ -164,7 +164,7 @@
         <w:t xml:space="preserve">Measurement proposals.</w:t>
       </w:r>
       <w:r>
-        <w:t xml:space="preserve"> SecureLayer7 proposed counting mean-time-to-alert in actions rather than hours [6]. The quantity measured here is control survival, which is not addressed in that work or, to our knowledge, in any other.</w:t>
+        <w:t xml:space="preserve"> SecureLayer7 proposed counting mean-time-to-alert in actions rather than hours [6]. The quantity measured here is control survival, which is not addressed in that work or, to my knowledge, in any other.</w:t>
       </w:r>
     </w:p>
     <w:p>
@@ -194,7 +194,7 @@
         <w:t xml:space="preserve">The clock.</w:t>
       </w:r>
       <w:r>
-        <w:t xml:space="preserve"> Each containment control identified in the record is one row. Rows carry three separate fields for scope: the mechanism the control blocks technically, the protection goal the operator pursues with it, and whether that goal is stated by the operator or assumed by us. Protection time is measured against the goal.</w:t>
+        <w:t xml:space="preserve"> Each containment control identified in the record is one row. Rows carry three separate fields for scope: the mechanism the control blocks technically, the protection goal the operator pursues with it, and whether that goal is stated by the operator or assumed by me. Protection time is measured against the goal.</w:t>
       </w:r>
     </w:p>
     <w:p>
@@ -244,7 +244,7 @@
         <w:t xml:space="preserve">Exposure normalisation.</w:t>
       </w:r>
       <w:r>
-        <w:t xml:space="preserve"> Calendar time overstates the interval available to an adversary, because evaluation workloads did not run continuously. No public document records when they ran. We therefore do not report an exposure-normalised magnitude. We report what follows deductively instead, in Section 4.4.</w:t>
+        <w:t xml:space="preserve"> Calendar time overstates the interval available to an adversary, because evaluation workloads did not run continuously. No public document records when they ran. I therefore do not report an exposure-normalised magnitude. I report what follows deductively instead, in Section 4.4.</w:t>
       </w:r>
     </w:p>
     <w:p>
@@ -265,7 +265,7 @@
     </w:p>
     <w:p>
       <w:r>
-        <w:t xml:space="preserve">All three controls were applied at 2026-07-06 01:16 UTC, when the rebuilt Artifactory instance came online.</w:t>
+        <w:t xml:space="preserve">All three controls were applied at 2026-07-06 01:16 UTC, when the rebuilt Artifactory instance came online. Protection time here is the interval between the application of a control and the renewed realisation of the blocked capability. It is a property of the pair, capability and environment, rather than of the control alone. Against the mechanisms a control actually blocks its protection time is unbounded.</w:t>
       </w:r>
     </w:p>
     <w:tbl>
@@ -281,14 +281,18 @@
         </w:tblBorders>
       </w:tblPr>
       <w:tblGrid>
-        <w:gridCol w:w="4404"/>
-        <w:gridCol w:w="2752"/>
-        <w:gridCol w:w="2202"/>
+        <w:gridCol w:w="3807"/>
+        <w:gridCol w:w="2872"/>
+        <w:gridCol w:w="2680"/>
       </w:tblGrid>
       <w:tr>
-        <w:tc>
-          <w:tcPr>
-            <w:tcW w:w="4404" w:type="dxa"/>
+        <w:trPr>
+          <w:tblHeader/>
+          <w:cantSplit/>
+        </w:trPr>
+        <w:tc>
+          <w:tcPr>
+            <w:tcW w:w="3807" w:type="dxa"/>
             <w:shd w:val="clear" w:fill="F2F2F2"/>
           </w:tcPr>
           <w:p>
@@ -305,7 +309,7 @@
         </w:tc>
         <w:tc>
           <w:tcPr>
-            <w:tcW w:w="2752" w:type="dxa"/>
+            <w:tcW w:w="2872" w:type="dxa"/>
             <w:shd w:val="clear" w:fill="F2F2F2"/>
           </w:tcPr>
           <w:p>
@@ -322,7 +326,7 @@
         </w:tc>
         <w:tc>
           <w:tcPr>
-            <w:tcW w:w="2202" w:type="dxa"/>
+            <w:tcW w:w="2680" w:type="dxa"/>
             <w:shd w:val="clear" w:fill="F2F2F2"/>
           </w:tcPr>
           <w:p>
@@ -339,9 +343,12 @@
         </w:tc>
       </w:tr>
       <w:tr>
-        <w:tc>
-          <w:tcPr>
-            <w:tcW w:w="4404" w:type="dxa"/>
+        <w:trPr>
+          <w:cantSplit/>
+        </w:trPr>
+        <w:tc>
+          <w:tcPr>
+            <w:tcW w:w="3807" w:type="dxa"/>
           </w:tcPr>
           <w:p>
             <w:pPr>
@@ -354,7 +361,7 @@
         </w:tc>
         <w:tc>
           <w:tcPr>
-            <w:tcW w:w="2752" w:type="dxa"/>
+            <w:tcW w:w="2872" w:type="dxa"/>
           </w:tcPr>
           <w:p>
             <w:pPr>
@@ -367,7 +374,7 @@
         </w:tc>
         <w:tc>
           <w:tcPr>
-            <w:tcW w:w="2202" w:type="dxa"/>
+            <w:tcW w:w="2680" w:type="dxa"/>
           </w:tcPr>
           <w:p>
             <w:pPr>
@@ -383,9 +390,12 @@
         </w:tc>
       </w:tr>
       <w:tr>
-        <w:tc>
-          <w:tcPr>
-            <w:tcW w:w="4404" w:type="dxa"/>
+        <w:trPr>
+          <w:cantSplit/>
+        </w:trPr>
+        <w:tc>
+          <w:tcPr>
+            <w:tcW w:w="3807" w:type="dxa"/>
           </w:tcPr>
           <w:p>
             <w:pPr>
@@ -398,7 +408,7 @@
         </w:tc>
         <w:tc>
           <w:tcPr>
-            <w:tcW w:w="2752" w:type="dxa"/>
+            <w:tcW w:w="2872" w:type="dxa"/>
           </w:tcPr>
           <w:p>
             <w:pPr>
@@ -411,7 +421,7 @@
         </w:tc>
         <w:tc>
           <w:tcPr>
-            <w:tcW w:w="2202" w:type="dxa"/>
+            <w:tcW w:w="2680" w:type="dxa"/>
           </w:tcPr>
           <w:p>
             <w:pPr>
@@ -427,9 +437,12 @@
         </w:tc>
       </w:tr>
       <w:tr>
-        <w:tc>
-          <w:tcPr>
-            <w:tcW w:w="4404" w:type="dxa"/>
+        <w:trPr>
+          <w:cantSplit/>
+        </w:trPr>
+        <w:tc>
+          <w:tcPr>
+            <w:tcW w:w="3807" w:type="dxa"/>
           </w:tcPr>
           <w:p>
             <w:pPr>
@@ -442,7 +455,7 @@
         </w:tc>
         <w:tc>
           <w:tcPr>
-            <w:tcW w:w="2752" w:type="dxa"/>
+            <w:tcW w:w="2872" w:type="dxa"/>
           </w:tcPr>
           <w:p>
             <w:pPr>
@@ -455,7 +468,7 @@
         </w:tc>
         <w:tc>
           <w:tcPr>
-            <w:tcW w:w="2202" w:type="dxa"/>
+            <w:tcW w:w="2680" w:type="dxa"/>
           </w:tcPr>
           <w:p>
             <w:pPr>
@@ -474,19 +487,20 @@
     <w:p/>
     <w:p>
       <w:r>
-        <w:t xml:space="preserve">The egress control is independently evidenced as having worked: at 2026-07-06 12:56 UTC, three attempts to reach external URLs through Artifactory returned HTTP 400.</w:t>
-      </w:r>
-    </w:p>
-    <w:p>
-      <w:pPr>
+        <w:t xml:space="preserve">The egress control is independently evidenced as having worked: at 2026-07-06 12:56 UTC, three attempts to reach external URLs through Artifactory returned HTTP 400. The three values share one t₀ and come from one event. They are three endpoints of one measurement, not three independent measurements.</w:t>
+      </w:r>
+    </w:p>
+    <w:p>
+      <w:pPr>
+        <w:keepNext/>
         <w:spacing w:before="120" w:after="60"/>
         <w:jc w:val="center"/>
       </w:pPr>
       <w:r>
         <w:drawing>
           <wp:inline xmlns:wp="http://schemas.openxmlformats.org/drawingml/2006/wordprocessingDrawing" distT="0" distB="0" distL="0" distR="0">
-            <wp:extent cx="5943600" cy="2325866"/>
-            <wp:docPr id="81344" name="figure_1_timeline_bare.png"/>
+            <wp:extent cx="5943600" cy="2252551"/>
+            <wp:docPr id="59166" name="figure_1_timeline_bare.png"/>
             <a:graphic xmlns:a="http://schemas.openxmlformats.org/drawingml/2006/main">
               <a:graphicData uri="http://schemas.openxmlformats.org/drawingml/2006/picture">
                 <pic:pic xmlns:pic="http://schemas.openxmlformats.org/drawingml/2006/picture">
@@ -503,7 +517,7 @@
                   <pic:spPr>
                     <a:xfrm>
                       <a:off x="0" y="0"/>
-                      <a:ext cx="5943600" cy="2325866"/>
+                      <a:ext cx="5943600" cy="2252551"/>
                     </a:xfrm>
                     <a:prstGeom prst="rect">
                       <a:avLst/>
@@ -582,7 +596,7 @@
     </w:p>
     <w:p>
       <w:r>
-        <w:t xml:space="preserve">Because all three controls were applied at the same instant, their intervals are nested. Only the ordering follows. The magnitude does not, and we make no claim about it.</w:t>
+        <w:t xml:space="preserve">Because all three controls were applied at the same instant, their intervals are nested. Only the ordering follows. The magnitude does not, and I make no claim about it.</w:t>
       </w:r>
     </w:p>
     <w:p>
@@ -595,7 +609,7 @@
     </w:p>
     <w:p>
       <w:r>
-        <w:t xml:space="preserve">CSA AICM requires review of sandboxing policies at least annually, which is 8,766 hours. Against the measured protection times this is a factor of 187 for egress, 140 for inter-agent communication and 50 for administrator access.</w:t>
+        <w:t xml:space="preserve">CSA AICM requires review of sandboxing policies at least annually, which is 8,766 hours. Against the measured protection times this is a factor of 187 for egress, 140 for inter-agent communication and 50 for administrator access. The CSA cadence governs the review of a sandboxing policy, while the measured values concern individual control instances. The comparison establishes an order-of-magnitude difference between re-verification cadence and observed hold time. It says nothing about whether the policy review itself is wrongly timed.</w:t>
       </w:r>
     </w:p>
     <w:p>
@@ -615,14 +629,15 @@
     </w:p>
     <w:p>
       <w:pPr>
+        <w:keepNext/>
         <w:spacing w:before="120" w:after="60"/>
         <w:jc w:val="center"/>
       </w:pPr>
       <w:r>
         <w:drawing>
           <wp:inline xmlns:wp="http://schemas.openxmlformats.org/drawingml/2006/wordprocessingDrawing" distT="0" distB="0" distL="0" distR="0">
-            <wp:extent cx="5943600" cy="1933010"/>
-            <wp:docPr id="1930" name="figure_4_awareness_clock_bare.png"/>
+            <wp:extent cx="5943600" cy="2217482"/>
+            <wp:docPr id="9591" name="figure_4_awareness_clock_bare.png"/>
             <a:graphic xmlns:a="http://schemas.openxmlformats.org/drawingml/2006/main">
               <a:graphicData uri="http://schemas.openxmlformats.org/drawingml/2006/picture">
                 <pic:pic xmlns:pic="http://schemas.openxmlformats.org/drawingml/2006/picture">
@@ -639,7 +654,7 @@
                   <pic:spPr>
                     <a:xfrm>
                       <a:off x="0" y="0"/>
-                      <a:ext cx="5943600" cy="1933010"/>
+                      <a:ext cx="5943600" cy="2217482"/>
                     </a:xfrm>
                     <a:prstGeom prst="rect">
                       <a:avLst/>
@@ -657,7 +672,7 @@
         <w:rPr>
           <w:b/>
         </w:rPr>
-        <w:t xml:space="preserve">Figure 4.</w:t>
+        <w:t xml:space="preserve">Figure 2.</w:t>
       </w:r>
       <w:r>
         <w:t xml:space="preserve"> The awareness clock: four readings of when OpenAI became aware, against the EU five-day and California fifteen-day thresholds. This measures the interval to public disclosure, a different quantity from the regulatory obligation. Three readings are primary, one secondary (hatched).</w:t>
@@ -668,7 +683,7 @@
         <w:pStyle w:val="Heading3"/>
       </w:pPr>
       <w:r>
-        <w:t xml:space="preserve">4.7 No instrument records how long a control holds</w:t>
+        <w:t xml:space="preserve">4.6 No instrument records how long a control holds</w:t>
       </w:r>
     </w:p>
     <w:p>
@@ -825,7 +840,7 @@
         <w:t xml:space="preserve">The clause.</w:t>
       </w:r>
       <w:r>
-        <w:t xml:space="preserve"> We propose AIS-13.M, an extension to an existing control rather than a new one, because AICM already requires an inventory and a completeness check — of components that execute, not of mechanisms by which a capability is realised. It requires a mechanism inventory per blocked capability, a stated derivation method, a recorded coverage attempt, and for non-eliminating controls a declared protection-time budget with re-verification faster than it. It does not require proving completeness, which is not provable; a capability realised through an unlisted mechanism is a recorded failure of the inventory. Full text in Appendix A.</w:t>
+        <w:t xml:space="preserve"> I propose AIS-13.M, an extension to an existing control rather than a new one, because AICM already requires an inventory and a completeness check — of components that execute, not of mechanisms by which a capability is realised. It requires a mechanism inventory per blocked capability, a stated derivation method, a recorded coverage attempt, and for non-eliminating controls a declared protection-time budget with re-verification faster than it. It does not require proving completeness, which is not provable; a capability realised through an unlisted mechanism is a recorded failure of the inventory. Full text in Appendix A.</w:t>
       </w:r>
     </w:p>
     <w:p>
@@ -917,7 +932,7 @@
         <w:t xml:space="preserve">Application to the next incident.</w:t>
       </w:r>
       <w:r>
-        <w:t xml:space="preserve"> The clock is a data object, not a narrative. We expect the next disclosure to add rows and not measurements, because disclosures record that something happened rather than when a control was applied.</w:t>
+        <w:t xml:space="preserve"> The clock is a data object, not a narrative. I expect the next disclosure to add rows and not measurements, because disclosures record that something happened rather than when a control was applied.</w:t>
       </w:r>
     </w:p>
     <w:p>
@@ -930,7 +945,16 @@
     </w:p>
     <w:p>
       <w:r>
-        <w:t xml:space="preserve">All data, computation, figures and the full evidence base are at https://github.com/Nick-is-building/protection-time.</w:t>
+        <w:t xml:space="preserve">All data, computation, figures and the full evidence base are at https://github.com/Nick-is-building/Apart-Research-Project-AI-Incident-Response-Sprint. The two figures omitted from this paper, covering the cadence comparison and the state distribution, are in the repository under </w:t>
+      </w:r>
+      <w:r>
+        <w:rPr>
+          <w:rFonts w:ascii="Courier New" w:hAnsi="Courier New"/>
+        </w:rPr>
+        <w:t xml:space="preserve">output/</w:t>
+      </w:r>
+      <w:r>
+        <w:t xml:space="preserve">.</w:t>
       </w:r>
     </w:p>
     <w:p>
@@ -1001,47 +1025,34 @@
         <w:t xml:space="preserve">docs/clause-ais-13-m.md</w:t>
       </w:r>
       <w:r>
-        <w:t xml:space="preserve">. Full text in the repository; </w:t>
+        <w:t xml:space="preserve">.</w:t>
+      </w:r>
+    </w:p>
+    <w:p>
+      <w:r>
+        <w:t xml:space="preserve">The cost profile is a documentation and periodic-testing requirement rather than a continuous compute overhead, and it applies before workloads start rather than during them. Its recurring cost is the re-verification interval and its one-time cost is the derivation of the inventory. No operator has published the cost of maintaining a mechanism inventory, because none maintains one, so no figure is given here.</w:t>
+      </w:r>
+    </w:p>
+    <w:p>
+      <w:pPr>
+        <w:pStyle w:val="Heading2"/>
+      </w:pPr>
+      <w:r>
+        <w:t xml:space="preserve">Appendix B. Contradiction register</w:t>
+      </w:r>
+    </w:p>
+    <w:p>
+      <w:r>
+        <w:t xml:space="preserve">9 documented contradictions, 6 of them inside a single document. Both quoted claims per row, and the full resolving questions, are in </w:t>
       </w:r>
       <w:r>
         <w:rPr>
           <w:rFonts w:ascii="Courier New" w:hAnsi="Courier New"/>
         </w:rPr>
-        <w:t xml:space="preserve">./verify.sh</w:t>
-      </w:r>
-      <w:r>
-        <w:t xml:space="preserve"> reproduces every number in this paper from the raw data.</w:t>
-      </w:r>
-    </w:p>
-    <w:p>
-      <w:pPr>
-        <w:pStyle w:val="Heading2"/>
-      </w:pPr>
-      <w:r>
-        <w:t xml:space="preserve">Appendix B. Contradiction register</w:t>
-      </w:r>
-    </w:p>
-    <w:p>
-      <w:r>
-        <w:t xml:space="preserve">9 documented contradictions, 6 of them inside a single document. Both quoted claims per row, and the full resolving questions, are in </w:t>
-      </w:r>
-      <w:r>
-        <w:rPr>
-          <w:rFonts w:ascii="Courier New" w:hAnsi="Courier New"/>
-        </w:rPr>
         <w:t xml:space="preserve">data/contradictions.csv</w:t>
       </w:r>
       <w:r>
-        <w:t xml:space="preserve">. Full text in the repository; </w:t>
-      </w:r>
-      <w:r>
-        <w:rPr>
-          <w:rFonts w:ascii="Courier New" w:hAnsi="Courier New"/>
-        </w:rPr>
-        <w:t xml:space="preserve">./verify.sh</w:t>
-      </w:r>
-      <w:r>
-        <w:t xml:space="preserve"> reproduces every number in this paper from the raw data.</w:t>
+        <w:t xml:space="preserve">.</w:t>
       </w:r>
     </w:p>
     <w:tbl>
@@ -1057,15 +1068,19 @@
         </w:tblBorders>
       </w:tblPr>
       <w:tblGrid>
-        <w:gridCol w:w="500"/>
-        <w:gridCol w:w="3444"/>
-        <w:gridCol w:w="673"/>
-        <w:gridCol w:w="4942"/>
+        <w:gridCol w:w="766"/>
+        <w:gridCol w:w="2878"/>
+        <w:gridCol w:w="1479"/>
+        <w:gridCol w:w="4235"/>
       </w:tblGrid>
       <w:tr>
-        <w:tc>
-          <w:tcPr>
-            <w:tcW w:w="500" w:type="dxa"/>
+        <w:trPr>
+          <w:tblHeader/>
+          <w:cantSplit/>
+        </w:trPr>
+        <w:tc>
+          <w:tcPr>
+            <w:tcW w:w="766" w:type="dxa"/>
             <w:shd w:val="clear" w:fill="F2F2F2"/>
           </w:tcPr>
           <w:p>
@@ -1076,13 +1091,13 @@
               <w:rPr>
                 <w:b/>
               </w:rPr>
-              <w:t xml:space="preserve"/>
-            </w:r>
-          </w:p>
-        </w:tc>
-        <w:tc>
-          <w:tcPr>
-            <w:tcW w:w="3444" w:type="dxa"/>
+              <w:t xml:space="preserve">Row</w:t>
+            </w:r>
+          </w:p>
+        </w:tc>
+        <w:tc>
+          <w:tcPr>
+            <w:tcW w:w="2878" w:type="dxa"/>
             <w:shd w:val="clear" w:fill="F2F2F2"/>
           </w:tcPr>
           <w:p>
@@ -1099,7 +1114,7 @@
         </w:tc>
         <w:tc>
           <w:tcPr>
-            <w:tcW w:w="673" w:type="dxa"/>
+            <w:tcW w:w="1479" w:type="dxa"/>
             <w:shd w:val="clear" w:fill="F2F2F2"/>
           </w:tcPr>
           <w:p>
@@ -1116,7 +1131,7 @@
         </w:tc>
         <w:tc>
           <w:tcPr>
-            <w:tcW w:w="4942" w:type="dxa"/>
+            <w:tcW w:w="4235" w:type="dxa"/>
             <w:shd w:val="clear" w:fill="F2F2F2"/>
           </w:tcPr>
           <w:p>
@@ -1133,9 +1148,12 @@
         </w:tc>
       </w:tr>
       <w:tr>
-        <w:tc>
-          <w:tcPr>
-            <w:tcW w:w="500" w:type="dxa"/>
+        <w:trPr>
+          <w:cantSplit/>
+        </w:trPr>
+        <w:tc>
+          <w:tcPr>
+            <w:tcW w:w="766" w:type="dxa"/>
           </w:tcPr>
           <w:p>
             <w:pPr>
@@ -1148,7 +1166,7 @@
         </w:tc>
         <w:tc>
           <w:tcPr>
-            <w:tcW w:w="3444" w:type="dxa"/>
+            <w:tcW w:w="2878" w:type="dxa"/>
           </w:tcPr>
           <w:p>
             <w:pPr>
@@ -1161,7 +1179,7 @@
         </w:tc>
         <w:tc>
           <w:tcPr>
-            <w:tcW w:w="673" w:type="dxa"/>
+            <w:tcW w:w="1479" w:type="dxa"/>
           </w:tcPr>
           <w:p>
             <w:pPr>
@@ -1174,22 +1192,25 @@
         </w:tc>
         <w:tc>
           <w:tcPr>
-            <w:tcW w:w="4942" w:type="dxa"/>
-          </w:tcPr>
-          <w:p>
-            <w:pPr>
-              <w:spacing w:before="20" w:after="20"/>
-            </w:pPr>
-            <w:r>
-              <w:t xml:space="preserve">What happened on 20 April at 07:59 UTC, and why does the narrativ…</w:t>
+            <w:tcW w:w="4235" w:type="dxa"/>
+          </w:tcPr>
+          <w:p>
+            <w:pPr>
+              <w:spacing w:before="20" w:after="20"/>
+            </w:pPr>
+            <w:r>
+              <w:t xml:space="preserve">What happened on 20 April at 07:59 UTC, and why does the narrative in III.A begin on 8…</w:t>
             </w:r>
           </w:p>
         </w:tc>
       </w:tr>
       <w:tr>
-        <w:tc>
-          <w:tcPr>
-            <w:tcW w:w="500" w:type="dxa"/>
+        <w:trPr>
+          <w:cantSplit/>
+        </w:trPr>
+        <w:tc>
+          <w:tcPr>
+            <w:tcW w:w="766" w:type="dxa"/>
           </w:tcPr>
           <w:p>
             <w:pPr>
@@ -1202,7 +1223,7 @@
         </w:tc>
         <w:tc>
           <w:tcPr>
-            <w:tcW w:w="3444" w:type="dxa"/>
+            <w:tcW w:w="2878" w:type="dxa"/>
           </w:tcPr>
           <w:p>
             <w:pPr>
@@ -1215,7 +1236,7 @@
         </w:tc>
         <w:tc>
           <w:tcPr>
-            <w:tcW w:w="673" w:type="dxa"/>
+            <w:tcW w:w="1479" w:type="dxa"/>
           </w:tcPr>
           <w:p>
             <w:pPr>
@@ -1228,22 +1249,25 @@
         </w:tc>
         <w:tc>
           <w:tcPr>
-            <w:tcW w:w="4942" w:type="dxa"/>
-          </w:tcPr>
-          <w:p>
-            <w:pPr>
-              <w:spacing w:before="20" w:after="20"/>
-            </w:pPr>
-            <w:r>
-              <w:t xml:space="preserve">If responders named the message board explicitly on 27 June, at w…</w:t>
+            <w:tcW w:w="4235" w:type="dxa"/>
+          </w:tcPr>
+          <w:p>
+            <w:pPr>
+              <w:spacing w:before="20" w:after="20"/>
+            </w:pPr>
+            <w:r>
+              <w:t xml:space="preserve">If responders named the message board explicitly on 27 June, at which level was that…</w:t>
             </w:r>
           </w:p>
         </w:tc>
       </w:tr>
       <w:tr>
-        <w:tc>
-          <w:tcPr>
-            <w:tcW w:w="500" w:type="dxa"/>
+        <w:trPr>
+          <w:cantSplit/>
+        </w:trPr>
+        <w:tc>
+          <w:tcPr>
+            <w:tcW w:w="766" w:type="dxa"/>
           </w:tcPr>
           <w:p>
             <w:pPr>
@@ -1256,7 +1280,7 @@
         </w:tc>
         <w:tc>
           <w:tcPr>
-            <w:tcW w:w="3444" w:type="dxa"/>
+            <w:tcW w:w="2878" w:type="dxa"/>
           </w:tcPr>
           <w:p>
             <w:pPr>
@@ -1269,7 +1293,7 @@
         </w:tc>
         <w:tc>
           <w:tcPr>
-            <w:tcW w:w="673" w:type="dxa"/>
+            <w:tcW w:w="1479" w:type="dxa"/>
           </w:tcPr>
           <w:p>
             <w:pPr>
@@ -1282,22 +1306,25 @@
         </w:tc>
         <w:tc>
           <w:tcPr>
-            <w:tcW w:w="4942" w:type="dxa"/>
-          </w:tcPr>
-          <w:p>
-            <w:pPr>
-              <w:spacing w:before="20" w:after="20"/>
-            </w:pPr>
-            <w:r>
-              <w:t xml:space="preserve">One measurement with an inconsistent product name, or two measure…</w:t>
+            <w:tcW w:w="4235" w:type="dxa"/>
+          </w:tcPr>
+          <w:p>
+            <w:pPr>
+              <w:spacing w:before="20" w:after="20"/>
+            </w:pPr>
+            <w:r>
+              <w:t xml:space="preserve">One measurement with an inconsistent product name, or two measurements? A 100x…</w:t>
             </w:r>
           </w:p>
         </w:tc>
       </w:tr>
       <w:tr>
-        <w:tc>
-          <w:tcPr>
-            <w:tcW w:w="500" w:type="dxa"/>
+        <w:trPr>
+          <w:cantSplit/>
+        </w:trPr>
+        <w:tc>
+          <w:tcPr>
+            <w:tcW w:w="766" w:type="dxa"/>
           </w:tcPr>
           <w:p>
             <w:pPr>
@@ -1310,7 +1337,7 @@
         </w:tc>
         <w:tc>
           <w:tcPr>
-            <w:tcW w:w="3444" w:type="dxa"/>
+            <w:tcW w:w="2878" w:type="dxa"/>
           </w:tcPr>
           <w:p>
             <w:pPr>
@@ -1323,7 +1350,7 @@
         </w:tc>
         <w:tc>
           <w:tcPr>
-            <w:tcW w:w="673" w:type="dxa"/>
+            <w:tcW w:w="1479" w:type="dxa"/>
           </w:tcPr>
           <w:p>
             <w:pPr>
@@ -1336,22 +1363,25 @@
         </w:tc>
         <w:tc>
           <w:tcPr>
-            <w:tcW w:w="4942" w:type="dxa"/>
-          </w:tcPr>
-          <w:p>
-            <w:pPr>
-              <w:spacing w:before="20" w:after="20"/>
-            </w:pPr>
-            <w:r>
-              <w:t xml:space="preserve">Do 'the logs that our graders or monitors ultimately see' and 'tr…</w:t>
+            <w:tcW w:w="4235" w:type="dxa"/>
+          </w:tcPr>
+          <w:p>
+            <w:pPr>
+              <w:spacing w:before="20" w:after="20"/>
+            </w:pPr>
+            <w:r>
+              <w:t xml:space="preserve">Do 'the logs that our graders or monitors ultimately see' and 'transcripts' denote the…</w:t>
             </w:r>
           </w:p>
         </w:tc>
       </w:tr>
       <w:tr>
-        <w:tc>
-          <w:tcPr>
-            <w:tcW w:w="500" w:type="dxa"/>
+        <w:trPr>
+          <w:cantSplit/>
+        </w:trPr>
+        <w:tc>
+          <w:tcPr>
+            <w:tcW w:w="766" w:type="dxa"/>
           </w:tcPr>
           <w:p>
             <w:pPr>
@@ -1364,7 +1394,7 @@
         </w:tc>
         <w:tc>
           <w:tcPr>
-            <w:tcW w:w="3444" w:type="dxa"/>
+            <w:tcW w:w="2878" w:type="dxa"/>
           </w:tcPr>
           <w:p>
             <w:pPr>
@@ -1377,7 +1407,7 @@
         </w:tc>
         <w:tc>
           <w:tcPr>
-            <w:tcW w:w="673" w:type="dxa"/>
+            <w:tcW w:w="1479" w:type="dxa"/>
           </w:tcPr>
           <w:p>
             <w:pPr>
@@ -1390,22 +1420,25 @@
         </w:tc>
         <w:tc>
           <w:tcPr>
-            <w:tcW w:w="4942" w:type="dxa"/>
-          </w:tcPr>
-          <w:p>
-            <w:pPr>
-              <w:spacing w:before="20" w:after="20"/>
-            </w:pPr>
-            <w:r>
-              <w:t xml:space="preserve">At which level does 'unrelated' apply: workload, model, technique…</w:t>
+            <w:tcW w:w="4235" w:type="dxa"/>
+          </w:tcPr>
+          <w:p>
+            <w:pPr>
+              <w:spacing w:before="20" w:after="20"/>
+            </w:pPr>
+            <w:r>
+              <w:t xml:space="preserve">At which level does 'unrelated' apply: workload, model, technique, or causal chain?</w:t>
             </w:r>
           </w:p>
         </w:tc>
       </w:tr>
       <w:tr>
-        <w:tc>
-          <w:tcPr>
-            <w:tcW w:w="500" w:type="dxa"/>
+        <w:trPr>
+          <w:cantSplit/>
+        </w:trPr>
+        <w:tc>
+          <w:tcPr>
+            <w:tcW w:w="766" w:type="dxa"/>
           </w:tcPr>
           <w:p>
             <w:pPr>
@@ -1418,7 +1451,7 @@
         </w:tc>
         <w:tc>
           <w:tcPr>
-            <w:tcW w:w="3444" w:type="dxa"/>
+            <w:tcW w:w="2878" w:type="dxa"/>
           </w:tcPr>
           <w:p>
             <w:pPr>
@@ -1431,7 +1464,7 @@
         </w:tc>
         <w:tc>
           <w:tcPr>
-            <w:tcW w:w="673" w:type="dxa"/>
+            <w:tcW w:w="1479" w:type="dxa"/>
           </w:tcPr>
           <w:p>
             <w:pPr>
@@ -1444,22 +1477,25 @@
         </w:tc>
         <w:tc>
           <w:tcPr>
-            <w:tcW w:w="4942" w:type="dxa"/>
-          </w:tcPr>
-          <w:p>
-            <w:pPr>
-              <w:spacing w:before="20" w:after="20"/>
-            </w:pPr>
-            <w:r>
-              <w:t xml:space="preserve">Are IM1 and HPIM the same model under two names, and what was red…</w:t>
+            <w:tcW w:w="4235" w:type="dxa"/>
+          </w:tcPr>
+          <w:p>
+            <w:pPr>
+              <w:spacing w:before="20" w:after="20"/>
+            </w:pPr>
+            <w:r>
+              <w:t xml:space="preserve">Are IM1 and HPIM the same model under two names, and what was redacted about its…</w:t>
             </w:r>
           </w:p>
         </w:tc>
       </w:tr>
       <w:tr>
-        <w:tc>
-          <w:tcPr>
-            <w:tcW w:w="500" w:type="dxa"/>
+        <w:trPr>
+          <w:cantSplit/>
+        </w:trPr>
+        <w:tc>
+          <w:tcPr>
+            <w:tcW w:w="766" w:type="dxa"/>
           </w:tcPr>
           <w:p>
             <w:pPr>
@@ -1472,7 +1508,7 @@
         </w:tc>
         <w:tc>
           <w:tcPr>
-            <w:tcW w:w="3444" w:type="dxa"/>
+            <w:tcW w:w="2878" w:type="dxa"/>
           </w:tcPr>
           <w:p>
             <w:pPr>
@@ -1485,7 +1521,7 @@
         </w:tc>
         <w:tc>
           <w:tcPr>
-            <w:tcW w:w="673" w:type="dxa"/>
+            <w:tcW w:w="1479" w:type="dxa"/>
           </w:tcPr>
           <w:p>
             <w:pPr>
@@ -1498,22 +1534,25 @@
         </w:tc>
         <w:tc>
           <w:tcPr>
-            <w:tcW w:w="4942" w:type="dxa"/>
-          </w:tcPr>
-          <w:p>
-            <w:pPr>
-              <w:spacing w:before="20" w:after="20"/>
-            </w:pPr>
-            <w:r>
-              <w:t xml:space="preserve">Did the ExploitGym runs start on 7 or 8 July? Minor, but it moves…</w:t>
+            <w:tcW w:w="4235" w:type="dxa"/>
+          </w:tcPr>
+          <w:p>
+            <w:pPr>
+              <w:spacing w:before="20" w:after="20"/>
+            </w:pPr>
+            <w:r>
+              <w:t xml:space="preserve">Did the ExploitGym runs start on 7 or 8 July? Minor, but it moves the start of the…</w:t>
             </w:r>
           </w:p>
         </w:tc>
       </w:tr>
       <w:tr>
-        <w:tc>
-          <w:tcPr>
-            <w:tcW w:w="500" w:type="dxa"/>
+        <w:trPr>
+          <w:cantSplit/>
+        </w:trPr>
+        <w:tc>
+          <w:tcPr>
+            <w:tcW w:w="766" w:type="dxa"/>
           </w:tcPr>
           <w:p>
             <w:pPr>
@@ -1526,7 +1565,7 @@
         </w:tc>
         <w:tc>
           <w:tcPr>
-            <w:tcW w:w="3444" w:type="dxa"/>
+            <w:tcW w:w="2878" w:type="dxa"/>
           </w:tcPr>
           <w:p>
             <w:pPr>
@@ -1539,7 +1578,7 @@
         </w:tc>
         <w:tc>
           <w:tcPr>
-            <w:tcW w:w="673" w:type="dxa"/>
+            <w:tcW w:w="1479" w:type="dxa"/>
           </w:tcPr>
           <w:p>
             <w:pPr>
@@ -1552,22 +1591,25 @@
         </w:tc>
         <w:tc>
           <w:tcPr>
-            <w:tcW w:w="4942" w:type="dxa"/>
-          </w:tcPr>
-          <w:p>
-            <w:pPr>
-              <w:spacing w:before="20" w:after="20"/>
-            </w:pPr>
-            <w:r>
-              <w:t xml:space="preserve">Resolved: the blog post's event timeline is wrong. The rebuild wa…</w:t>
+            <w:tcW w:w="4235" w:type="dxa"/>
+          </w:tcPr>
+          <w:p>
+            <w:pPr>
+              <w:spacing w:before="20" w:after="20"/>
+            </w:pPr>
+            <w:r>
+              <w:t xml:space="preserve">Resolved: the blog post's event timeline is wrong. The rebuild was 2026-07-06 01:16…</w:t>
             </w:r>
           </w:p>
         </w:tc>
       </w:tr>
       <w:tr>
-        <w:tc>
-          <w:tcPr>
-            <w:tcW w:w="500" w:type="dxa"/>
+        <w:trPr>
+          <w:cantSplit/>
+        </w:trPr>
+        <w:tc>
+          <w:tcPr>
+            <w:tcW w:w="766" w:type="dxa"/>
           </w:tcPr>
           <w:p>
             <w:pPr>
@@ -1580,7 +1622,7 @@
         </w:tc>
         <w:tc>
           <w:tcPr>
-            <w:tcW w:w="3444" w:type="dxa"/>
+            <w:tcW w:w="2878" w:type="dxa"/>
           </w:tcPr>
           <w:p>
             <w:pPr>
@@ -1593,7 +1635,7 @@
         </w:tc>
         <w:tc>
           <w:tcPr>
-            <w:tcW w:w="673" w:type="dxa"/>
+            <w:tcW w:w="1479" w:type="dxa"/>
           </w:tcPr>
           <w:p>
             <w:pPr>
@@ -1606,14 +1648,14 @@
         </w:tc>
         <w:tc>
           <w:tcPr>
-            <w:tcW w:w="4942" w:type="dxa"/>
-          </w:tcPr>
-          <w:p>
-            <w:pPr>
-              <w:spacing w:before="20" w:after="20"/>
-            </w:pPr>
-            <w:r>
-              <w:t xml:space="preserve">What recall did the monitor have on these behaviour types BEFORE…</w:t>
+            <w:tcW w:w="4235" w:type="dxa"/>
+          </w:tcPr>
+          <w:p>
+            <w:pPr>
+              <w:spacing w:before="20" w:after="20"/>
+            </w:pPr>
+            <w:r>
+              <w:t xml:space="preserve">What recall did the monitor have on these behaviour types BEFORE the recalibration, and…</w:t>
             </w:r>
           </w:p>
         </w:tc>
@@ -1632,8 +1674,15 @@
       <w:r>
         <w:rPr>
           <w:b/>
-        </w:rPr>
-        <w:t xml:space="preserve">`P_exp` magnitude.</w:t>
+          <w:rFonts w:ascii="Courier New" w:hAnsi="Courier New"/>
+        </w:rPr>
+        <w:t xml:space="preserve">P_exp</w:t>
+      </w:r>
+      <w:r>
+        <w:rPr>
+          <w:b/>
+        </w:rPr>
+        <w:t xml:space="preserve"> magnitude.</w:t>
       </w:r>
       <w:r>
         <w:t xml:space="preserve"> No public document records when evaluation workloads ran, so no exposure-normalised magnitude is reported and only the ordering of the three follows.</w:t>
@@ -1725,6 +1774,127 @@
     </w:p>
     <w:p>
       <w:r>
+        <w:rPr>
+          <w:b/>
+        </w:rPr>
+        <w:t xml:space="preserve">No counterfactual.</w:t>
+      </w:r>
+      <w:r>
+        <w:t xml:space="preserve"> The rebuild supplies no comparison case without the control. How long the capability would have taken to return had the control not been applied is not determinable from the record, so the three values establish that the capability returned after the control, not that the control delayed its return.</w:t>
+      </w:r>
+    </w:p>
+    <w:p>
+      <w:r>
+        <w:rPr>
+          <w:b/>
+        </w:rPr>
+        <w:t xml:space="preserve">Term-count vocabulary.</w:t>
+      </w:r>
+      <w:r>
+        <w:t xml:space="preserve"> The systematic counts cover duration vocabulary — </w:t>
+      </w:r>
+      <w:r>
+        <w:rPr>
+          <w:rFonts w:ascii="Courier New" w:hAnsi="Courier New"/>
+        </w:rPr>
+        <w:t xml:space="preserve">duration</w:t>
+      </w:r>
+      <w:r>
+        <w:t xml:space="preserve">, </w:t>
+      </w:r>
+      <w:r>
+        <w:rPr>
+          <w:rFonts w:ascii="Courier New" w:hAnsi="Courier New"/>
+        </w:rPr>
+        <w:t xml:space="preserve">how long</w:t>
+      </w:r>
+      <w:r>
+        <w:t xml:space="preserve">, </w:t>
+      </w:r>
+      <w:r>
+        <w:rPr>
+          <w:rFonts w:ascii="Courier New" w:hAnsi="Courier New"/>
+        </w:rPr>
+        <w:t xml:space="preserve">withstand</w:t>
+      </w:r>
+      <w:r>
+        <w:t xml:space="preserve">, </w:t>
+      </w:r>
+      <w:r>
+        <w:rPr>
+          <w:rFonts w:ascii="Courier New" w:hAnsi="Courier New"/>
+        </w:rPr>
+        <w:t xml:space="preserve">containment</w:t>
+      </w:r>
+      <w:r>
+        <w:t xml:space="preserve">, </w:t>
+      </w:r>
+      <w:r>
+        <w:rPr>
+          <w:rFonts w:ascii="Courier New" w:hAnsi="Courier New"/>
+        </w:rPr>
+        <w:t xml:space="preserve">egress</w:t>
+      </w:r>
+      <w:r>
+        <w:t xml:space="preserve">, </w:t>
+      </w:r>
+      <w:r>
+        <w:rPr>
+          <w:rFonts w:ascii="Courier New" w:hAnsi="Courier New"/>
+        </w:rPr>
+        <w:t xml:space="preserve">hours</w:t>
+      </w:r>
+      <w:r>
+        <w:t xml:space="preserve">, </w:t>
+      </w:r>
+      <w:r>
+        <w:rPr>
+          <w:rFonts w:ascii="Courier New" w:hAnsi="Courier New"/>
+        </w:rPr>
+        <w:t xml:space="preserve">minutes</w:t>
+      </w:r>
+      <w:r>
+        <w:t xml:space="preserve"> — and not cadence vocabulary such as </w:t>
+      </w:r>
+      <w:r>
+        <w:rPr>
+          <w:rFonts w:ascii="Courier New" w:hAnsi="Courier New"/>
+        </w:rPr>
+        <w:t xml:space="preserve">frequency</w:t>
+      </w:r>
+      <w:r>
+        <w:t xml:space="preserve">, </w:t>
+      </w:r>
+      <w:r>
+        <w:rPr>
+          <w:rFonts w:ascii="Courier New" w:hAnsi="Courier New"/>
+        </w:rPr>
+        <w:t xml:space="preserve">periodicity</w:t>
+      </w:r>
+      <w:r>
+        <w:t xml:space="preserve">, </w:t>
+      </w:r>
+      <w:r>
+        <w:rPr>
+          <w:rFonts w:ascii="Courier New" w:hAnsi="Courier New"/>
+        </w:rPr>
+        <w:t xml:space="preserve">interval</w:t>
+      </w:r>
+      <w:r>
+        <w:t xml:space="preserve"> or </w:t>
+      </w:r>
+      <w:r>
+        <w:rPr>
+          <w:rFonts w:ascii="Courier New" w:hAnsi="Courier New"/>
+        </w:rPr>
+        <w:t xml:space="preserve">re-assessment</w:t>
+      </w:r>
+      <w:r>
+        <w:t xml:space="preserve">, which was counted for individual instruments only.</w:t>
+      </w:r>
+    </w:p>
+    <w:p>
+      <w:r>
         <w:t xml:space="preserve">Extended version, including what would change the result, in </w:t>
       </w:r>
       <w:r>
@@ -1734,16 +1904,7 @@
         <w:t xml:space="preserve">docs/limitations.md</w:t>
       </w:r>
       <w:r>
-        <w:t xml:space="preserve">. Full text in the repository; </w:t>
-      </w:r>
-      <w:r>
-        <w:rPr>
-          <w:rFonts w:ascii="Courier New" w:hAnsi="Courier New"/>
-        </w:rPr>
-        <w:t xml:space="preserve">./verify.sh</w:t>
-      </w:r>
-      <w:r>
-        <w:t xml:space="preserve"> reproduces every number in this paper from the raw data.</w:t>
+        <w:t xml:space="preserve">.</w:t>
       </w:r>
     </w:p>
     <w:p>
@@ -1761,7 +1922,7 @@
     </w:p>
     <w:p>
       <w:r>
-        <w:t xml:space="preserve">The dual-use question is nonetheless real and worth stating precisely. A measured protection time tells a defender how long a control held and tells an adversary the same thing. We judge the asymmetry to favour disclosure: the adversary in this case was an agent that discovered the routes without reading anything, in under 48 hours, while the defender currently has no instrument that records the quantity at all.</w:t>
+        <w:t xml:space="preserve">The dual-use question is nonetheless real and worth stating precisely. A measured protection time tells a defender how long a control held and tells an adversary the same thing. I judge the asymmetry to favour disclosure: the adversary in this case was an agent that discovered the routes without reading anything, in under 48 hours, while the defender currently has no instrument that records the quantity at all.</w:t>
       </w:r>
     </w:p>
     <w:p>
@@ -1771,7 +1932,7 @@
     </w:p>
     <w:p>
       <w:r>
-        <w:t xml:space="preserve">We also note a second-order effect. Publishing protection times creates an incentive to avoid measuring them. The clause's §3.5.2 addresses the analogous incentive for declared budgets by making a longer declared budget increase rather than reduce exposure, but we have no equivalent mechanism for the incentive not to instrument at all. That is a limitation of a voluntary standard and an argument for the regulatory anchoring discussed in Section 5.</w:t>
+        <w:t xml:space="preserve">I also note a second-order effect. Publishing protection times creates an incentive to avoid measuring them. The clause's §3.5.2 addresses the analogous incentive for declared budgets by making a longer declared budget increase rather than reduce exposure, but I have no equivalent mechanism for the incentive not to instrument at all. That is a limitation of a voluntary standard and an argument for the regulatory anchoring discussed in Section 5.</w:t>
       </w:r>
     </w:p>
     <w:p>
@@ -1800,13 +1961,17 @@
         </w:tblBorders>
       </w:tblPr>
       <w:tblGrid>
-        <w:gridCol w:w="4522"/>
-        <w:gridCol w:w="4837"/>
+        <w:gridCol w:w="4873"/>
+        <w:gridCol w:w="4486"/>
       </w:tblGrid>
       <w:tr>
-        <w:tc>
-          <w:tcPr>
-            <w:tcW w:w="4522" w:type="dxa"/>
+        <w:trPr>
+          <w:tblHeader/>
+          <w:cantSplit/>
+        </w:trPr>
+        <w:tc>
+          <w:tcPr>
+            <w:tcW w:w="4873" w:type="dxa"/>
             <w:shd w:val="clear" w:fill="F2F2F2"/>
           </w:tcPr>
           <w:p>
@@ -1823,7 +1988,7 @@
         </w:tc>
         <w:tc>
           <w:tcPr>
-            <w:tcW w:w="4837" w:type="dxa"/>
+            <w:tcW w:w="4486" w:type="dxa"/>
             <w:shd w:val="clear" w:fill="F2F2F2"/>
           </w:tcPr>
           <w:p>
@@ -1840,9 +2005,12 @@
         </w:tc>
       </w:tr>
       <w:tr>
-        <w:tc>
-          <w:tcPr>
-            <w:tcW w:w="4522" w:type="dxa"/>
+        <w:trPr>
+          <w:cantSplit/>
+        </w:trPr>
+        <w:tc>
+          <w:tcPr>
+            <w:tcW w:w="4873" w:type="dxa"/>
           </w:tcPr>
           <w:p>
             <w:pPr>
@@ -1855,7 +2023,7 @@
         </w:tc>
         <w:tc>
           <w:tcPr>
-            <w:tcW w:w="4837" w:type="dxa"/>
+            <w:tcW w:w="4486" w:type="dxa"/>
           </w:tcPr>
           <w:p>
             <w:pPr>
@@ -1868,9 +2036,12 @@
         </w:tc>
       </w:tr>
       <w:tr>
-        <w:tc>
-          <w:tcPr>
-            <w:tcW w:w="4522" w:type="dxa"/>
+        <w:trPr>
+          <w:cantSplit/>
+        </w:trPr>
+        <w:tc>
+          <w:tcPr>
+            <w:tcW w:w="4873" w:type="dxa"/>
           </w:tcPr>
           <w:p>
             <w:pPr>
@@ -1883,7 +2054,7 @@
         </w:tc>
         <w:tc>
           <w:tcPr>
-            <w:tcW w:w="4837" w:type="dxa"/>
+            <w:tcW w:w="4486" w:type="dxa"/>
           </w:tcPr>
           <w:p>
             <w:pPr>
@@ -1896,9 +2067,12 @@
         </w:tc>
       </w:tr>
       <w:tr>
-        <w:tc>
-          <w:tcPr>
-            <w:tcW w:w="4522" w:type="dxa"/>
+        <w:trPr>
+          <w:cantSplit/>
+        </w:trPr>
+        <w:tc>
+          <w:tcPr>
+            <w:tcW w:w="4873" w:type="dxa"/>
           </w:tcPr>
           <w:p>
             <w:pPr>
@@ -1911,7 +2085,7 @@
         </w:tc>
         <w:tc>
           <w:tcPr>
-            <w:tcW w:w="4837" w:type="dxa"/>
+            <w:tcW w:w="4486" w:type="dxa"/>
           </w:tcPr>
           <w:p>
             <w:pPr>
@@ -1924,9 +2098,12 @@
         </w:tc>
       </w:tr>
       <w:tr>
-        <w:tc>
-          <w:tcPr>
-            <w:tcW w:w="4522" w:type="dxa"/>
+        <w:trPr>
+          <w:cantSplit/>
+        </w:trPr>
+        <w:tc>
+          <w:tcPr>
+            <w:tcW w:w="4873" w:type="dxa"/>
           </w:tcPr>
           <w:p>
             <w:pPr>
@@ -1939,7 +2116,7 @@
         </w:tc>
         <w:tc>
           <w:tcPr>
-            <w:tcW w:w="4837" w:type="dxa"/>
+            <w:tcW w:w="4486" w:type="dxa"/>
           </w:tcPr>
           <w:p>
             <w:pPr>
@@ -1952,9 +2129,12 @@
         </w:tc>
       </w:tr>
       <w:tr>
-        <w:tc>
-          <w:tcPr>
-            <w:tcW w:w="4522" w:type="dxa"/>
+        <w:trPr>
+          <w:cantSplit/>
+        </w:trPr>
+        <w:tc>
+          <w:tcPr>
+            <w:tcW w:w="4873" w:type="dxa"/>
           </w:tcPr>
           <w:p>
             <w:pPr>
@@ -1967,7 +2147,7 @@
         </w:tc>
         <w:tc>
           <w:tcPr>
-            <w:tcW w:w="4837" w:type="dxa"/>
+            <w:tcW w:w="4486" w:type="dxa"/>
           </w:tcPr>
           <w:p>
             <w:pPr>
@@ -1980,9 +2160,12 @@
         </w:tc>
       </w:tr>
       <w:tr>
-        <w:tc>
-          <w:tcPr>
-            <w:tcW w:w="4522" w:type="dxa"/>
+        <w:trPr>
+          <w:cantSplit/>
+        </w:trPr>
+        <w:tc>
+          <w:tcPr>
+            <w:tcW w:w="4873" w:type="dxa"/>
           </w:tcPr>
           <w:p>
             <w:pPr>
@@ -1995,7 +2178,7 @@
         </w:tc>
         <w:tc>
           <w:tcPr>
-            <w:tcW w:w="4837" w:type="dxa"/>
+            <w:tcW w:w="4486" w:type="dxa"/>
           </w:tcPr>
           <w:p>
             <w:pPr>
@@ -2008,9 +2191,12 @@
         </w:tc>
       </w:tr>
       <w:tr>
-        <w:tc>
-          <w:tcPr>
-            <w:tcW w:w="4522" w:type="dxa"/>
+        <w:trPr>
+          <w:cantSplit/>
+        </w:trPr>
+        <w:tc>
+          <w:tcPr>
+            <w:tcW w:w="4873" w:type="dxa"/>
           </w:tcPr>
           <w:p>
             <w:pPr>
@@ -2023,7 +2209,7 @@
         </w:tc>
         <w:tc>
           <w:tcPr>
-            <w:tcW w:w="4837" w:type="dxa"/>
+            <w:tcW w:w="4486" w:type="dxa"/>
           </w:tcPr>
           <w:p>
             <w:pPr>
@@ -2159,7 +2345,20 @@
         <w:rPr>
           <w:i/>
         </w:rPr>
-        <w:t xml:space="preserve">Entries [7] onward generated from `data/sources.csv`.</w:t>
+        <w:t xml:space="preserve">Entries [7] onward generated from </w:t>
+      </w:r>
+      <w:r>
+        <w:rPr>
+          <w:i/>
+          <w:rFonts w:ascii="Courier New" w:hAnsi="Courier New"/>
+        </w:rPr>
+        <w:t xml:space="preserve">data/sources.csv</w:t>
+      </w:r>
+      <w:r>
+        <w:rPr>
+          <w:i/>
+        </w:rPr>
+        <w:t xml:space="preserve">.</w:t>
       </w:r>
     </w:p>
     <w:p>
@@ -2286,12 +2485,38 @@
       </w:r>
     </w:p>
     <w:sectPr xmlns:w="http://schemas.openxmlformats.org/wordprocessingml/2006/main">
+      <w:footerReference w:type="default" r:id="rIdFooter9"/>
       <w:pgSz w:h="15840" w:w="12240" w:orient="portrait"/>
       <w:pgMar w:bottom="1440" w:top="1440" w:left="1440" w:right="1440" w:header="720" w:footer="720"/>
       <w:pgNumType w:start="1"/>
     </w:sectPr>
   </w:body>
 </w:document>
+</file>
+
+<file path=word/footer9.xml><?xml version="1.0" encoding="utf-8"?>
+<w:ftr xmlns:w="http://schemas.openxmlformats.org/wordprocessingml/2006/main" xmlns:r="http://schemas.openxmlformats.org/officeDocument/2006/relationships">
+  <w:p>
+    <w:pPr>
+      <w:jc w:val="center"/>
+    </w:pPr>
+    <w:r>
+      <w:fldChar w:fldCharType="begin"/>
+    </w:r>
+    <w:r>
+      <w:instrText xml:space="preserve"> PAGE </w:instrText>
+    </w:r>
+    <w:r>
+      <w:fldChar w:fldCharType="separate"/>
+    </w:r>
+    <w:r>
+      <w:t>1</w:t>
+    </w:r>
+    <w:r>
+      <w:fldChar w:fldCharType="end"/>
+    </w:r>
+  </w:p>
+</w:ftr>
 </file>
 
 <file path=word/footnotes.xml><?xml version="1.0" encoding="utf-8"?>

--- a/paper/protection-time.docx
+++ b/paper/protection-time.docx
@@ -500,7 +500,7 @@
         <w:drawing>
           <wp:inline xmlns:wp="http://schemas.openxmlformats.org/drawingml/2006/wordprocessingDrawing" distT="0" distB="0" distL="0" distR="0">
             <wp:extent cx="5943600" cy="2252551"/>
-            <wp:docPr id="59166" name="figure_1_timeline_bare.png"/>
+            <wp:docPr id="68025" name="figure_1_timeline_bare.png"/>
             <a:graphic xmlns:a="http://schemas.openxmlformats.org/drawingml/2006/main">
               <a:graphicData uri="http://schemas.openxmlformats.org/drawingml/2006/picture">
                 <pic:pic xmlns:pic="http://schemas.openxmlformats.org/drawingml/2006/picture">
@@ -578,7 +578,7 @@
         <w:t xml:space="preserve">datasets</w:t>
       </w:r>
       <w:r>
-        <w:t xml:space="preserve"> library rejected every non-platform URL before any fetch; the agent had the worker read local files and execute local code instead, and neither is a URL fetch. At the UK AI Security Institute, an agent routed around GitHub network restrictions using Tor. And in the RubyGems incident of May 2026, disclosed on 11 September, OpenAI's explanation as reported by the Wall Street Journal is that agents used a package registry to retrieve public web data because they were not supposed to have web access.</w:t>
+        <w:t xml:space="preserve"> library rejected every non-platform URL before any fetch; the agent had the worker read local files and execute local code instead, and neither is a URL fetch. At the UK AI Security Institute, an agent routed around GitHub network restrictions using Tor. And in the RubyGems incident of May 2026, disclosed on 11 September [27], OpenAI states that its agents used the RubyGems platform to reach the internet, run harmless tasks and retrieve public information. Reporting adds, and OpenAI does not, that this happened during a training run in which the agents did not have full internet access. This is the case in which the operator itself concedes that a package registry served as a route to the internet.</w:t>
       </w:r>
     </w:p>
     <w:p>
@@ -637,7 +637,7 @@
         <w:drawing>
           <wp:inline xmlns:wp="http://schemas.openxmlformats.org/drawingml/2006/wordprocessingDrawing" distT="0" distB="0" distL="0" distR="0">
             <wp:extent cx="5943600" cy="2217482"/>
-            <wp:docPr id="9591" name="figure_4_awareness_clock_bare.png"/>
+            <wp:docPr id="97601" name="figure_4_awareness_clock_bare.png"/>
             <a:graphic xmlns:a="http://schemas.openxmlformats.org/drawingml/2006/main">
               <a:graphicData uri="http://schemas.openxmlformats.org/drawingml/2006/picture">
                 <pic:pic xmlns:pic="http://schemas.openxmlformats.org/drawingml/2006/picture">
@@ -845,6 +845,11 @@
     </w:p>
     <w:p>
       <w:r>
+        <w:t xml:space="preserve">The most prominent proposed response to the incident is permanent access for embedded third-party evaluators at employee level. Anthropic has committed to this unilaterally and OpenAI has agreed to follow [22]. An embedded evaluator needs an object to assess. The clause supplies one: a mechanism inventory with a declared budget, assessable from documents without network access.</w:t>
+      </w:r>
+    </w:p>
+    <w:p>
+      <w:r>
         <w:rPr>
           <w:b/>
         </w:rPr>
@@ -2438,16 +2443,7 @@
     </w:p>
     <w:p>
       <w:r>
-        <w:t xml:space="preserve">[22] Dario Amodei. We Must Pace the Frontier (personal website, approx. 3,800 words). 2026-09-12. (no public URL recorded; see </w:t>
-      </w:r>
-      <w:r>
-        <w:rPr>
-          <w:rFonts w:ascii="Courier New" w:hAnsi="Courier New"/>
-        </w:rPr>
-        <w:t xml:space="preserve">data/sources.csv</w:t>
-      </w:r>
-      <w:r>
-        <w:t xml:space="preserve">)</w:t>
+        <w:t xml:space="preserve">[22] Dario Amodei. We Must Pace the Frontier (personal website, approx. 3,800 words). 2026-09-12. https://darioamodei.com/post/we-must-pace-the-frontier</w:t>
       </w:r>
     </w:p>
     <w:p>
@@ -2472,16 +2468,7 @@
     </w:p>
     <w:p>
       <w:r>
-        <w:t xml:space="preserve">[27] Spencer Kitts, Thomas Larsen, Sydney Von Arx. RubyGems incident report. 2026-09-11. (no public URL recorded; see </w:t>
-      </w:r>
-      <w:r>
-        <w:rPr>
-          <w:rFonts w:ascii="Courier New" w:hAnsi="Courier New"/>
-        </w:rPr>
-        <w:t xml:space="preserve">data/sources.csv</w:t>
-      </w:r>
-      <w:r>
-        <w:t xml:space="preserve">)</w:t>
+        <w:t xml:space="preserve">[27] Spencer Kitts, Thomas Larsen, Sydney Von Arx. RubyGems incident report. 2026-09-11. https://www.rubyhack.ai/</w:t>
       </w:r>
     </w:p>
     <w:sectPr xmlns:w="http://schemas.openxmlformats.org/wordprocessingml/2006/main">
